--- a/lab3_report.docx
+++ b/lab3_report.docx
@@ -216,79 +216,8 @@
     </w:p>
     <w:p>
       <w:pPr>
-        <w:spacing w:line="360" w:lineRule="auto"/>
-        <w:jc w:val="center"/>
-        <w:rPr>
-          <w:rFonts w:ascii="Times New Roman" w:eastAsia="Times New Roman" w:hAnsi="Times New Roman" w:cs="Times New Roman"/>
-          <w:b/>
-          <w:bCs/>
-          <w:sz w:val="28"/>
-          <w:szCs w:val="28"/>
-          <w:lang w:val="en-US"/>
-        </w:rPr>
-      </w:pPr>
-      <w:r>
-        <w:rPr>
-          <w:rFonts w:ascii="Times New Roman" w:eastAsia="Times New Roman" w:hAnsi="Times New Roman" w:cs="Times New Roman"/>
-          <w:b/>
-          <w:bCs/>
-          <w:sz w:val="28"/>
-          <w:szCs w:val="28"/>
-          <w:lang w:val="en-US"/>
-        </w:rPr>
-        <w:t>Cimendur Rustem</w:t>
-      </w:r>
-    </w:p>
-    <w:p>
-      <w:pPr>
-        <w:spacing w:line="360" w:lineRule="auto"/>
-        <w:jc w:val="center"/>
-        <w:rPr>
-          <w:rFonts w:ascii="Times New Roman" w:eastAsia="Times New Roman" w:hAnsi="Times New Roman" w:cs="Times New Roman"/>
-          <w:b/>
-          <w:bCs/>
-          <w:sz w:val="28"/>
-          <w:szCs w:val="28"/>
-          <w:lang w:val="en-US"/>
-        </w:rPr>
-      </w:pPr>
-      <w:r>
-        <w:rPr>
-          <w:rFonts w:ascii="Times New Roman" w:eastAsia="Times New Roman" w:hAnsi="Times New Roman" w:cs="Times New Roman"/>
-          <w:b/>
-          <w:bCs/>
-          <w:sz w:val="28"/>
-          <w:szCs w:val="28"/>
-          <w:lang w:val="en-US"/>
-        </w:rPr>
-        <w:t xml:space="preserve"> </w:t>
-      </w:r>
-      <w:r>
-        <w:rPr>
-          <w:rFonts w:ascii="Times New Roman" w:eastAsia="Times New Roman" w:hAnsi="Times New Roman" w:cs="Times New Roman"/>
-          <w:b/>
-          <w:bCs/>
-          <w:sz w:val="28"/>
-          <w:szCs w:val="28"/>
-          <w:lang w:val="en-US"/>
-        </w:rPr>
-        <w:t>FAF-24</w:t>
-      </w:r>
-      <w:r>
-        <w:rPr>
-          <w:rFonts w:ascii="Times New Roman" w:eastAsia="Times New Roman" w:hAnsi="Times New Roman" w:cs="Times New Roman"/>
-          <w:b/>
-          <w:bCs/>
-          <w:sz w:val="28"/>
-          <w:szCs w:val="28"/>
-          <w:lang w:val="en-US"/>
-        </w:rPr>
-        <w:t>3</w:t>
-      </w:r>
-    </w:p>
-    <w:p>
-      <w:pPr>
-        <w:spacing w:line="360" w:lineRule="auto"/>
+        <w:pStyle w:val="a3"/>
+        <w:spacing w:line="360" w:lineRule="auto" w:before="240" w:after="240"/>
         <w:jc w:val="center"/>
         <w:rPr>
           <w:rFonts w:ascii="Times New Roman" w:eastAsia="Times New Roman" w:hAnsi="Times New Roman" w:cs="Times New Roman"/>
@@ -304,11 +233,13 @@
           <w:rFonts w:ascii="Times New Roman" w:eastAsia="Times New Roman" w:hAnsi="Times New Roman" w:cs="Times New Roman"/>
           <w:b/>
           <w:bCs/>
-          <w:sz w:val="72"/>
+          <w:i w:val="0"/>
+          <w:color w:val="000000"/>
+          <w:sz w:val="44"/>
           <w:szCs w:val="72"/>
           <w:lang w:val="en-US"/>
         </w:rPr>
-        <w:t>Report</w:t>
+        <w:t>Shell pipes and text filters</w:t>
       </w:r>
     </w:p>
     <w:p>
@@ -333,7 +264,7 @@
           <w:szCs w:val="40"/>
           <w:lang w:val="en-US"/>
         </w:rPr>
-        <w:t>Laboratory work n</w:t>
+        <w:t>Laboratory work 3</w:t>
       </w:r>
       <w:r>
         <w:rPr>
@@ -344,7 +275,7 @@
           <w:szCs w:val="40"/>
           <w:lang w:val="en-US"/>
         </w:rPr>
-        <w:t>r</w:t>
+        <w:t/>
       </w:r>
       <w:r>
         <w:rPr>
@@ -355,7 +286,7 @@
           <w:szCs w:val="40"/>
           <w:lang w:val="en-US"/>
         </w:rPr>
-        <w:t>.</w:t>
+        <w:t/>
       </w:r>
       <w:r>
         <w:rPr>
@@ -366,7 +297,7 @@
           <w:szCs w:val="40"/>
           <w:lang w:val="en-US"/>
         </w:rPr>
-        <w:t>3</w:t>
+        <w:t/>
       </w:r>
     </w:p>
     <w:p>
@@ -426,6 +357,85 @@
     </w:p>
     <w:p>
       <w:pPr>
+        <w:keepNext/>
+        <w:spacing w:line="360" w:lineRule="auto"/>
+        <w:jc w:val="right"/>
+        <w:rPr>
+          <w:rFonts w:ascii="Times New Roman" w:eastAsia="Times New Roman" w:hAnsi="Times New Roman" w:cs="Times New Roman"/>
+          <w:b/>
+          <w:bCs/>
+          <w:sz w:val="28"/>
+          <w:szCs w:val="28"/>
+          <w:lang w:val="en-US"/>
+        </w:rPr>
+      </w:pPr>
+      <w:r>
+        <w:rPr>
+          <w:rFonts w:ascii="Times New Roman" w:eastAsia="Times New Roman" w:hAnsi="Times New Roman" w:cs="Times New Roman"/>
+          <w:b/>
+          <w:bCs/>
+          <w:color w:val="000000"/>
+          <w:sz w:val="28"/>
+          <w:szCs w:val="28"/>
+          <w:lang w:val="en-US"/>
+        </w:rPr>
+        <w:t>Done by: st. gr. FAF-243, Cimendur Rustem</w:t>
+      </w:r>
+    </w:p>
+    <w:p>
+      <w:pPr>
+        <w:keepNext/>
+        <w:spacing w:line="360" w:lineRule="auto"/>
+        <w:jc w:val="right"/>
+        <w:rPr>
+          <w:rFonts w:ascii="Times New Roman" w:eastAsia="Times New Roman" w:hAnsi="Times New Roman" w:cs="Times New Roman"/>
+          <w:b/>
+          <w:bCs/>
+          <w:sz w:val="28"/>
+          <w:szCs w:val="28"/>
+          <w:lang w:val="en-US"/>
+        </w:rPr>
+      </w:pPr>
+      <w:r>
+        <w:rPr>
+          <w:rFonts w:ascii="Times New Roman" w:eastAsia="Times New Roman" w:hAnsi="Times New Roman" w:cs="Times New Roman"/>
+          <w:b/>
+          <w:bCs/>
+          <w:color w:val="000000"/>
+          <w:sz w:val="28"/>
+          <w:szCs w:val="28"/>
+          <w:lang w:val="en-US"/>
+        </w:rPr>
+        <w:t xml:space="preserve">Checked by: Reițman Patricia, asist. univ.</w:t>
+      </w:r>
+      <w:r>
+        <w:rPr>
+          <w:rFonts w:ascii="Times New Roman" w:eastAsia="Times New Roman" w:hAnsi="Times New Roman" w:cs="Times New Roman"/>
+          <w:b/>
+          <w:bCs/>
+          <w:color w:val="000000"/>
+          <w:sz w:val="28"/>
+          <w:szCs w:val="28"/>
+          <w:lang w:val="en-US"/>
+        </w:rPr>
+        <w:t/>
+      </w:r>
+      <w:r>
+        <w:rPr>
+          <w:rFonts w:ascii="Times New Roman" w:eastAsia="Times New Roman" w:hAnsi="Times New Roman" w:cs="Times New Roman"/>
+          <w:b/>
+          <w:bCs/>
+          <w:color w:val="000000"/>
+          <w:sz w:val="28"/>
+          <w:szCs w:val="28"/>
+          <w:lang w:val="en-US"/>
+        </w:rPr>
+        <w:t/>
+      </w:r>
+    </w:p>
+    <w:p>
+      <w:pPr>
+        <w:keepNext/>
         <w:spacing w:line="360" w:lineRule="auto"/>
         <w:ind w:firstLine="720"/>
         <w:jc w:val="right"/>
@@ -442,6 +452,7 @@
     </w:p>
     <w:p>
       <w:pPr>
+        <w:keepNext/>
         <w:spacing w:line="360" w:lineRule="auto"/>
         <w:rPr>
           <w:rFonts w:ascii="Times New Roman" w:eastAsia="Times New Roman" w:hAnsi="Times New Roman" w:cs="Times New Roman"/>
@@ -476,7 +487,7 @@
           <w:szCs w:val="28"/>
           <w:lang w:val="en-US"/>
         </w:rPr>
-        <w:t>Chisinau –</w:t>
+        <w:t>Chișinău 2026</w:t>
       </w:r>
       <w:r>
         <w:rPr>
@@ -487,7 +498,7 @@
           <w:szCs w:val="28"/>
           <w:lang w:val="en-US"/>
         </w:rPr>
-        <w:t xml:space="preserve"> 2026</w:t>
+        <w:t xml:space="preserve"/>
       </w:r>
     </w:p>
     <w:p>
